--- a/hin/docx/46.content.docx
+++ b/hin/docx/46.content.docx
@@ -333,108 +333,72 @@
         </w:rPr>
         <w:t xml:space="preserve">पौलुस की तीसरी सेवकाई यात्रा के समय में इफिसुस से, कुरिन्थुस की कलीसिया से प्राप्त सूचनाओं और प्रश्नों के प्रत्युत्तर में लिखी गई (देखें </w:t>
       </w:r>
-      <w:hyperlink r:id="rId13">
-        <w:r>
-          <w:rPr>
-            <w:lang w:val="hi_IN" w:bidi="hi_IN"/>
-          </w:rPr>
-          <w:rPr>
-            <w:color w:val="0000EE"/>
-            <w:u w:val="single"/>
-          </w:rPr>
-          <w:t>1 कुरिं 1:11</w:t>
-        </w:r>
-      </w:hyperlink>
+      <w:r>
+        <w:rPr>
+          <w:lang w:val="hi_IN" w:bidi="hi_IN"/>
+        </w:rPr>
+        <w:t>1 कुरिं 1:11</w:t>
+      </w:r>
       <w:r>
         <w:rPr>
           <w:lang w:val="hi_IN" w:bidi="hi_IN"/>
         </w:rPr>
         <w:t xml:space="preserve">; </w:t>
       </w:r>
-      <w:hyperlink r:id="rId14">
-        <w:r>
-          <w:rPr>
-            <w:lang w:val="hi_IN" w:bidi="hi_IN"/>
-          </w:rPr>
-          <w:rPr>
-            <w:color w:val="0000EE"/>
-            <w:u w:val="single"/>
-          </w:rPr>
-          <w:t>5:1</w:t>
-        </w:r>
-      </w:hyperlink>
+      <w:r>
+        <w:rPr>
+          <w:lang w:val="hi_IN" w:bidi="hi_IN"/>
+        </w:rPr>
+        <w:t>5:1</w:t>
+      </w:r>
       <w:r>
         <w:rPr>
           <w:lang w:val="hi_IN" w:bidi="hi_IN"/>
         </w:rPr>
         <w:t xml:space="preserve">; </w:t>
       </w:r>
-      <w:hyperlink r:id="rId15">
-        <w:r>
-          <w:rPr>
-            <w:lang w:val="hi_IN" w:bidi="hi_IN"/>
-          </w:rPr>
-          <w:rPr>
-            <w:color w:val="0000EE"/>
-            <w:u w:val="single"/>
-          </w:rPr>
-          <w:t>7:1</w:t>
-        </w:r>
-      </w:hyperlink>
+      <w:r>
+        <w:rPr>
+          <w:lang w:val="hi_IN" w:bidi="hi_IN"/>
+        </w:rPr>
+        <w:t>7:1</w:t>
+      </w:r>
       <w:r>
         <w:rPr>
           <w:lang w:val="hi_IN" w:bidi="hi_IN"/>
         </w:rPr>
         <w:t xml:space="preserve">; </w:t>
       </w:r>
-      <w:hyperlink r:id="rId16">
-        <w:r>
-          <w:rPr>
-            <w:lang w:val="hi_IN" w:bidi="hi_IN"/>
-          </w:rPr>
-          <w:rPr>
-            <w:color w:val="0000EE"/>
-            <w:u w:val="single"/>
-          </w:rPr>
-          <w:t>8:1</w:t>
-        </w:r>
-      </w:hyperlink>
+      <w:r>
+        <w:rPr>
+          <w:lang w:val="hi_IN" w:bidi="hi_IN"/>
+        </w:rPr>
+        <w:t>8:1</w:t>
+      </w:r>
       <w:r>
         <w:rPr>
           <w:lang w:val="hi_IN" w:bidi="hi_IN"/>
         </w:rPr>
         <w:t xml:space="preserve">; </w:t>
       </w:r>
-      <w:hyperlink r:id="rId17">
-        <w:r>
-          <w:rPr>
-            <w:lang w:val="hi_IN" w:bidi="hi_IN"/>
-          </w:rPr>
-          <w:rPr>
-            <w:color w:val="0000EE"/>
-            <w:u w:val="single"/>
-          </w:rPr>
-          <w:t>12:1</w:t>
-        </w:r>
-      </w:hyperlink>
+      <w:r>
+        <w:rPr>
+          <w:lang w:val="hi_IN" w:bidi="hi_IN"/>
+        </w:rPr>
+        <w:t>12:1</w:t>
+      </w:r>
       <w:r>
         <w:rPr>
           <w:lang w:val="hi_IN" w:bidi="hi_IN"/>
         </w:rPr>
         <w:t xml:space="preserve">; </w:t>
       </w:r>
-      <w:hyperlink r:id="rId18">
-        <w:r>
-          <w:rPr>
-            <w:lang w:val="hi_IN" w:bidi="hi_IN"/>
-          </w:rPr>
-          <w:rPr>
-            <w:color w:val="0000EE"/>
-            <w:u w:val="single"/>
-          </w:rPr>
-          <w:t>16:1</w:t>
-        </w:r>
-      </w:hyperlink>
+      <w:r>
+        <w:rPr>
+          <w:lang w:val="hi_IN" w:bidi="hi_IN"/>
+        </w:rPr>
+        <w:t>16:1</w:t>
+      </w:r>
       <w:r>
         <w:rPr>
           <w:lang w:val="hi_IN" w:bidi="hi_IN"/>
